--- a/PREDLOŽAK SEMINARSKOG RADA2.docx
+++ b/PREDLOŽAK SEMINARSKOG RADA2.docx
@@ -1,6 +1,6 @@
 
 <file path=word/document.xml><?xml version="1.0" encoding="utf-8"?>
-<w:document xmlns:wpc="http://schemas.microsoft.com/office/word/2010/wordprocessingCanvas" xmlns:cx="http://schemas.microsoft.com/office/drawing/2014/chartex" xmlns:cx1="http://schemas.microsoft.com/office/drawing/2015/9/8/chartex" xmlns:cx2="http://schemas.microsoft.com/office/drawing/2015/10/21/chartex" xmlns:cx3="http://schemas.microsoft.com/office/drawing/2016/5/9/chartex" xmlns:cx4="http://schemas.microsoft.com/office/drawing/2016/5/10/chartex" xmlns:cx5="http://schemas.microsoft.com/office/drawing/2016/5/11/chartex" xmlns:cx6="http://schemas.microsoft.com/office/drawing/2016/5/12/chartex" xmlns:cx7="http://schemas.microsoft.com/office/drawing/2016/5/13/chartex" xmlns:cx8="http://schemas.microsoft.com/office/drawing/2016/5/14/chartex" xmlns:mc="http://schemas.openxmlformats.org/markup-compatibility/2006" xmlns:aink="http://schemas.microsoft.com/office/drawing/2016/ink" xmlns:am3d="http://schemas.microsoft.com/office/drawing/2017/model3d" xmlns:o="urn:schemas-microsoft-com:office:office" xmlns:r="http://schemas.openxmlformats.org/officeDocument/2006/relationships" xmlns:m="http://schemas.openxmlformats.org/officeDocument/2006/math" xmlns:v="urn:schemas-microsoft-com:vml" xmlns:wp14="http://schemas.microsoft.com/office/word/2010/wordprocessingDrawing" xmlns:wp="http://schemas.openxmlformats.org/drawingml/2006/wordprocessingDrawing" xmlns:w10="urn:schemas-microsoft-com:office:word" xmlns:w="http://schemas.openxmlformats.org/wordprocessingml/2006/main" xmlns:w14="http://schemas.microsoft.com/office/word/2010/wordml" xmlns:w15="http://schemas.microsoft.com/office/word/2012/wordml" xmlns:w16cex="http://schemas.microsoft.com/office/word/2018/wordml/cex" xmlns:w16cid="http://schemas.microsoft.com/office/word/2016/wordml/cid" xmlns:w16="http://schemas.microsoft.com/office/word/2018/wordml" xmlns:w16sdtdh="http://schemas.microsoft.com/office/word/2020/wordml/sdtdatahash" xmlns:w16se="http://schemas.microsoft.com/office/word/2015/wordml/symex" xmlns:wpg="http://schemas.microsoft.com/office/word/2010/wordprocessingGroup" xmlns:wpi="http://schemas.microsoft.com/office/word/2010/wordprocessingInk" xmlns:wne="http://schemas.microsoft.com/office/word/2006/wordml" xmlns:wps="http://schemas.microsoft.com/office/word/2010/wordprocessingShape" mc:Ignorable="w14 w15 w16se w16cid w16 w16cex w16sdtdh wp14">
+<w:document xmlns:wpc="http://schemas.microsoft.com/office/word/2010/wordprocessingCanvas" xmlns:cx="http://schemas.microsoft.com/office/drawing/2014/chartex" xmlns:cx1="http://schemas.microsoft.com/office/drawing/2015/9/8/chartex" xmlns:cx2="http://schemas.microsoft.com/office/drawing/2015/10/21/chartex" xmlns:cx3="http://schemas.microsoft.com/office/drawing/2016/5/9/chartex" xmlns:cx4="http://schemas.microsoft.com/office/drawing/2016/5/10/chartex" xmlns:cx5="http://schemas.microsoft.com/office/drawing/2016/5/11/chartex" xmlns:cx6="http://schemas.microsoft.com/office/drawing/2016/5/12/chartex" xmlns:cx7="http://schemas.microsoft.com/office/drawing/2016/5/13/chartex" xmlns:cx8="http://schemas.microsoft.com/office/drawing/2016/5/14/chartex" xmlns:mc="http://schemas.openxmlformats.org/markup-compatibility/2006" xmlns:aink="http://schemas.microsoft.com/office/drawing/2016/ink" xmlns:am3d="http://schemas.microsoft.com/office/drawing/2017/model3d" xmlns:o="urn:schemas-microsoft-com:office:office" xmlns:oel="http://schemas.microsoft.com/office/2019/extlst" xmlns:r="http://schemas.openxmlformats.org/officeDocument/2006/relationships" xmlns:m="http://schemas.openxmlformats.org/officeDocument/2006/math" xmlns:v="urn:schemas-microsoft-com:vml" xmlns:wp14="http://schemas.microsoft.com/office/word/2010/wordprocessingDrawing" xmlns:wp="http://schemas.openxmlformats.org/drawingml/2006/wordprocessingDrawing" xmlns:w10="urn:schemas-microsoft-com:office:word" xmlns:w="http://schemas.openxmlformats.org/wordprocessingml/2006/main" xmlns:w14="http://schemas.microsoft.com/office/word/2010/wordml" xmlns:w15="http://schemas.microsoft.com/office/word/2012/wordml" xmlns:w16cex="http://schemas.microsoft.com/office/word/2018/wordml/cex" xmlns:w16cid="http://schemas.microsoft.com/office/word/2016/wordml/cid" xmlns:w16="http://schemas.microsoft.com/office/word/2018/wordml" xmlns:w16du="http://schemas.microsoft.com/office/word/2023/wordml/word16du" xmlns:w16sdtdh="http://schemas.microsoft.com/office/word/2020/wordml/sdtdatahash" xmlns:w16sdtfl="http://schemas.microsoft.com/office/word/2024/wordml/sdtformatlock" xmlns:w16se="http://schemas.microsoft.com/office/word/2015/wordml/symex" xmlns:wpg="http://schemas.microsoft.com/office/word/2010/wordprocessingGroup" xmlns:wpi="http://schemas.microsoft.com/office/word/2010/wordprocessingInk" xmlns:wne="http://schemas.microsoft.com/office/word/2006/wordml" xmlns:wps="http://schemas.microsoft.com/office/word/2010/wordprocessingShape" mc:Ignorable="w14 w15 w16se w16cid w16 w16cex w16sdtdh w16sdtfl w16du wp14">
   <w:body>
     <w:tbl>
       <w:tblPr>
@@ -201,6 +201,64 @@
                 <w:lang w:val="hr-HR"/>
               </w:rPr>
             </w:pPr>
+            <w:r>
+              <w:rPr>
+                <w:b/>
+                <w:lang w:val="hr-HR"/>
+              </w:rPr>
+              <w:t>Tomislav Zirdum</w:t>
+            </w:r>
+          </w:p>
+          <w:p>
+            <w:pPr>
+              <w:pStyle w:val="ATableText"/>
+              <w:jc w:val="right"/>
+              <w:rPr>
+                <w:b/>
+                <w:lang w:val="hr-HR"/>
+              </w:rPr>
+            </w:pPr>
+            <w:r>
+              <w:rPr>
+                <w:b/>
+                <w:lang w:val="hr-HR"/>
+              </w:rPr>
+              <w:t>Tomislav Kranjčec</w:t>
+            </w:r>
+          </w:p>
+          <w:p>
+            <w:pPr>
+              <w:pStyle w:val="ATableText"/>
+              <w:jc w:val="right"/>
+              <w:rPr>
+                <w:b/>
+                <w:lang w:val="hr-HR"/>
+              </w:rPr>
+            </w:pPr>
+            <w:r>
+              <w:rPr>
+                <w:b/>
+                <w:lang w:val="hr-HR"/>
+              </w:rPr>
+              <w:t>Gvido Maskalan</w:t>
+            </w:r>
+          </w:p>
+          <w:p>
+            <w:pPr>
+              <w:pStyle w:val="ATableText"/>
+              <w:jc w:val="right"/>
+              <w:rPr>
+                <w:b/>
+                <w:lang w:val="hr-HR"/>
+              </w:rPr>
+            </w:pPr>
+            <w:r>
+              <w:rPr>
+                <w:b/>
+                <w:lang w:val="hr-HR"/>
+              </w:rPr>
+              <w:t>Hrvoje Sić</w:t>
+            </w:r>
           </w:p>
         </w:tc>
       </w:tr>
@@ -236,7 +294,7 @@
                 <w:b/>
                 <w:lang w:val="hr-HR"/>
               </w:rPr>
-              <w:t>1</w:t>
+              <w:t>2</w:t>
             </w:r>
           </w:p>
         </w:tc>
@@ -268,6 +326,13 @@
                 <w:lang w:val="hr-HR"/>
               </w:rPr>
             </w:pPr>
+            <w:r>
+              <w:rPr>
+                <w:b/>
+                <w:lang w:val="hr-HR"/>
+              </w:rPr>
+              <w:t>9.6.2026.</w:t>
+            </w:r>
           </w:p>
         </w:tc>
       </w:tr>
@@ -347,7 +412,7 @@
       <w:pPr>
         <w:pStyle w:val="Heading1"/>
       </w:pPr>
-      <w:bookmarkStart w:id="0" w:name="_Toc137645859"/>
+      <w:bookmarkStart w:id="0" w:name="_Toc231926161"/>
       <w:r>
         <w:lastRenderedPageBreak/>
         <w:t>Sadržaj</w:t>
@@ -364,9 +429,11 @@
           <w:bCs w:val="0"/>
           <w:caps w:val="0"/>
           <w:noProof/>
-          <w:sz w:val="22"/>
-          <w:szCs w:val="22"/>
+          <w:kern w:val="2"/>
+          <w:sz w:val="24"/>
+          <w:szCs w:val="24"/>
           <w:lang w:eastAsia="hr-HR"/>
+          <w14:ligatures w14:val="standardContextual"/>
         </w:rPr>
       </w:pPr>
       <w:r>
@@ -378,7 +445,7 @@
       <w:r>
         <w:fldChar w:fldCharType="separate"/>
       </w:r>
-      <w:hyperlink w:anchor="_Toc137645859" w:history="1">
+      <w:hyperlink w:anchor="_Toc231926161" w:history="1">
         <w:r>
           <w:rPr>
             <w:rStyle w:val="Hyperlink"/>
@@ -393,9 +460,11 @@
             <w:bCs w:val="0"/>
             <w:caps w:val="0"/>
             <w:noProof/>
-            <w:sz w:val="22"/>
-            <w:szCs w:val="22"/>
+            <w:kern w:val="2"/>
+            <w:sz w:val="24"/>
+            <w:szCs w:val="24"/>
             <w:lang w:eastAsia="hr-HR"/>
+            <w14:ligatures w14:val="standardContextual"/>
           </w:rPr>
           <w:tab/>
         </w:r>
@@ -425,7 +494,7 @@
             <w:noProof/>
             <w:webHidden/>
           </w:rPr>
-          <w:instrText xml:space="preserve"> PAGEREF _Toc137645859 \h </w:instrText>
+          <w:instrText xml:space="preserve"> PAGEREF _Toc231926161 \h </w:instrText>
         </w:r>
         <w:r>
           <w:rPr>
@@ -465,12 +534,14 @@
           <w:bCs w:val="0"/>
           <w:caps w:val="0"/>
           <w:noProof/>
-          <w:sz w:val="22"/>
-          <w:szCs w:val="22"/>
+          <w:kern w:val="2"/>
+          <w:sz w:val="24"/>
+          <w:szCs w:val="24"/>
           <w:lang w:eastAsia="hr-HR"/>
+          <w14:ligatures w14:val="standardContextual"/>
         </w:rPr>
       </w:pPr>
-      <w:hyperlink w:anchor="_Toc137645860" w:history="1">
+      <w:hyperlink w:anchor="_Toc231926162" w:history="1">
         <w:r>
           <w:rPr>
             <w:rStyle w:val="Hyperlink"/>
@@ -485,9 +556,11 @@
             <w:bCs w:val="0"/>
             <w:caps w:val="0"/>
             <w:noProof/>
-            <w:sz w:val="22"/>
-            <w:szCs w:val="22"/>
+            <w:kern w:val="2"/>
+            <w:sz w:val="24"/>
+            <w:szCs w:val="24"/>
             <w:lang w:eastAsia="hr-HR"/>
+            <w14:ligatures w14:val="standardContextual"/>
           </w:rPr>
           <w:tab/>
         </w:r>
@@ -496,7 +569,7 @@
             <w:rStyle w:val="Hyperlink"/>
             <w:noProof/>
           </w:rPr>
-          <w:t>Opis zadatka</w:t>
+          <w:t>Opis zadataka</w:t>
         </w:r>
         <w:r>
           <w:rPr>
@@ -517,7 +590,7 @@
             <w:noProof/>
             <w:webHidden/>
           </w:rPr>
-          <w:instrText xml:space="preserve"> PAGEREF _Toc137645860 \h </w:instrText>
+          <w:instrText xml:space="preserve"> PAGEREF _Toc231926162 \h </w:instrText>
         </w:r>
         <w:r>
           <w:rPr>
@@ -557,12 +630,14 @@
           <w:bCs w:val="0"/>
           <w:caps w:val="0"/>
           <w:noProof/>
-          <w:sz w:val="22"/>
-          <w:szCs w:val="22"/>
+          <w:kern w:val="2"/>
+          <w:sz w:val="24"/>
+          <w:szCs w:val="24"/>
           <w:lang w:eastAsia="hr-HR"/>
+          <w14:ligatures w14:val="standardContextual"/>
         </w:rPr>
       </w:pPr>
-      <w:hyperlink w:anchor="_Toc137645861" w:history="1">
+      <w:hyperlink w:anchor="_Toc231926163" w:history="1">
         <w:r>
           <w:rPr>
             <w:rStyle w:val="Hyperlink"/>
@@ -577,9 +652,11 @@
             <w:bCs w:val="0"/>
             <w:caps w:val="0"/>
             <w:noProof/>
-            <w:sz w:val="22"/>
-            <w:szCs w:val="22"/>
+            <w:kern w:val="2"/>
+            <w:sz w:val="24"/>
+            <w:szCs w:val="24"/>
             <w:lang w:eastAsia="hr-HR"/>
+            <w14:ligatures w14:val="standardContextual"/>
           </w:rPr>
           <w:tab/>
         </w:r>
@@ -588,7 +665,7 @@
             <w:rStyle w:val="Hyperlink"/>
             <w:noProof/>
           </w:rPr>
-          <w:t>Kratki prikaz karakteristika grafova s obzirom na zadatke ovog seminara</w:t>
+          <w:t>Opis rješenja</w:t>
         </w:r>
         <w:r>
           <w:rPr>
@@ -609,7 +686,7 @@
             <w:noProof/>
             <w:webHidden/>
           </w:rPr>
-          <w:instrText xml:space="preserve"> PAGEREF _Toc137645861 \h </w:instrText>
+          <w:instrText xml:space="preserve"> PAGEREF _Toc231926163 \h </w:instrText>
         </w:r>
         <w:r>
           <w:rPr>
@@ -649,12 +726,14 @@
           <w:bCs w:val="0"/>
           <w:caps w:val="0"/>
           <w:noProof/>
-          <w:sz w:val="22"/>
-          <w:szCs w:val="22"/>
+          <w:kern w:val="2"/>
+          <w:sz w:val="24"/>
+          <w:szCs w:val="24"/>
           <w:lang w:eastAsia="hr-HR"/>
+          <w14:ligatures w14:val="standardContextual"/>
         </w:rPr>
       </w:pPr>
-      <w:hyperlink w:anchor="_Toc137645862" w:history="1">
+      <w:hyperlink w:anchor="_Toc231926164" w:history="1">
         <w:r>
           <w:rPr>
             <w:rStyle w:val="Hyperlink"/>
@@ -669,9 +748,11 @@
             <w:bCs w:val="0"/>
             <w:caps w:val="0"/>
             <w:noProof/>
-            <w:sz w:val="22"/>
-            <w:szCs w:val="22"/>
+            <w:kern w:val="2"/>
+            <w:sz w:val="24"/>
+            <w:szCs w:val="24"/>
             <w:lang w:eastAsia="hr-HR"/>
+            <w14:ligatures w14:val="standardContextual"/>
           </w:rPr>
           <w:tab/>
         </w:r>
@@ -680,7 +761,7 @@
             <w:rStyle w:val="Hyperlink"/>
             <w:noProof/>
           </w:rPr>
-          <w:t>Opis problema i analiza rješenja</w:t>
+          <w:t>Prikaz rezultata</w:t>
         </w:r>
         <w:r>
           <w:rPr>
@@ -701,7 +782,7 @@
             <w:noProof/>
             <w:webHidden/>
           </w:rPr>
-          <w:instrText xml:space="preserve"> PAGEREF _Toc137645862 \h </w:instrText>
+          <w:instrText xml:space="preserve"> PAGEREF _Toc231926164 \h </w:instrText>
         </w:r>
         <w:r>
           <w:rPr>
@@ -741,12 +822,14 @@
           <w:bCs w:val="0"/>
           <w:caps w:val="0"/>
           <w:noProof/>
-          <w:sz w:val="22"/>
-          <w:szCs w:val="22"/>
+          <w:kern w:val="2"/>
+          <w:sz w:val="24"/>
+          <w:szCs w:val="24"/>
           <w:lang w:eastAsia="hr-HR"/>
+          <w14:ligatures w14:val="standardContextual"/>
         </w:rPr>
       </w:pPr>
-      <w:hyperlink w:anchor="_Toc137645863" w:history="1">
+      <w:hyperlink w:anchor="_Toc231926165" w:history="1">
         <w:r>
           <w:rPr>
             <w:rStyle w:val="Hyperlink"/>
@@ -761,9 +844,11 @@
             <w:bCs w:val="0"/>
             <w:caps w:val="0"/>
             <w:noProof/>
-            <w:sz w:val="22"/>
-            <w:szCs w:val="22"/>
+            <w:kern w:val="2"/>
+            <w:sz w:val="24"/>
+            <w:szCs w:val="24"/>
             <w:lang w:eastAsia="hr-HR"/>
+            <w14:ligatures w14:val="standardContextual"/>
           </w:rPr>
           <w:tab/>
         </w:r>
@@ -772,7 +857,7 @@
             <w:rStyle w:val="Hyperlink"/>
             <w:noProof/>
           </w:rPr>
-          <w:t>Prikaz rezultata</w:t>
+          <w:t>Zaključak</w:t>
         </w:r>
         <w:r>
           <w:rPr>
@@ -793,7 +878,7 @@
             <w:noProof/>
             <w:webHidden/>
           </w:rPr>
-          <w:instrText xml:space="preserve"> PAGEREF _Toc137645863 \h </w:instrText>
+          <w:instrText xml:space="preserve"> PAGEREF _Toc231926165 \h </w:instrText>
         </w:r>
         <w:r>
           <w:rPr>
@@ -833,12 +918,14 @@
           <w:bCs w:val="0"/>
           <w:caps w:val="0"/>
           <w:noProof/>
-          <w:sz w:val="22"/>
-          <w:szCs w:val="22"/>
+          <w:kern w:val="2"/>
+          <w:sz w:val="24"/>
+          <w:szCs w:val="24"/>
           <w:lang w:eastAsia="hr-HR"/>
+          <w14:ligatures w14:val="standardContextual"/>
         </w:rPr>
       </w:pPr>
-      <w:hyperlink w:anchor="_Toc137645864" w:history="1">
+      <w:hyperlink w:anchor="_Toc231926166" w:history="1">
         <w:r>
           <w:rPr>
             <w:rStyle w:val="Hyperlink"/>
@@ -853,9 +940,11 @@
             <w:bCs w:val="0"/>
             <w:caps w:val="0"/>
             <w:noProof/>
-            <w:sz w:val="22"/>
-            <w:szCs w:val="22"/>
+            <w:kern w:val="2"/>
+            <w:sz w:val="24"/>
+            <w:szCs w:val="24"/>
             <w:lang w:eastAsia="hr-HR"/>
+            <w14:ligatures w14:val="standardContextual"/>
           </w:rPr>
           <w:tab/>
         </w:r>
@@ -864,7 +953,7 @@
             <w:rStyle w:val="Hyperlink"/>
             <w:noProof/>
           </w:rPr>
-          <w:t>Zaključak</w:t>
+          <w:t>Literatura</w:t>
         </w:r>
         <w:r>
           <w:rPr>
@@ -885,7 +974,7 @@
             <w:noProof/>
             <w:webHidden/>
           </w:rPr>
-          <w:instrText xml:space="preserve"> PAGEREF _Toc137645864 \h </w:instrText>
+          <w:instrText xml:space="preserve"> PAGEREF _Toc231926166 \h </w:instrText>
         </w:r>
         <w:r>
           <w:rPr>
@@ -905,99 +994,7 @@
             <w:noProof/>
             <w:webHidden/>
           </w:rPr>
-          <w:t>3</w:t>
-        </w:r>
-        <w:r>
-          <w:rPr>
-            <w:noProof/>
-            <w:webHidden/>
-          </w:rPr>
-          <w:fldChar w:fldCharType="end"/>
-        </w:r>
-      </w:hyperlink>
-    </w:p>
-    <w:p>
-      <w:pPr>
-        <w:pStyle w:val="TOC1"/>
-        <w:rPr>
-          <w:rFonts w:asciiTheme="minorHAnsi" w:eastAsiaTheme="minorEastAsia" w:hAnsiTheme="minorHAnsi" w:cstheme="minorBidi"/>
-          <w:b w:val="0"/>
-          <w:bCs w:val="0"/>
-          <w:caps w:val="0"/>
-          <w:noProof/>
-          <w:sz w:val="22"/>
-          <w:szCs w:val="22"/>
-          <w:lang w:eastAsia="hr-HR"/>
-        </w:rPr>
-      </w:pPr>
-      <w:hyperlink w:anchor="_Toc137645865" w:history="1">
-        <w:r>
-          <w:rPr>
-            <w:rStyle w:val="Hyperlink"/>
-            <w:noProof/>
-          </w:rPr>
-          <w:t>7</w:t>
-        </w:r>
-        <w:r>
-          <w:rPr>
-            <w:rFonts w:asciiTheme="minorHAnsi" w:eastAsiaTheme="minorEastAsia" w:hAnsiTheme="minorHAnsi" w:cstheme="minorBidi"/>
-            <w:b w:val="0"/>
-            <w:bCs w:val="0"/>
-            <w:caps w:val="0"/>
-            <w:noProof/>
-            <w:sz w:val="22"/>
-            <w:szCs w:val="22"/>
-            <w:lang w:eastAsia="hr-HR"/>
-          </w:rPr>
-          <w:tab/>
-        </w:r>
-        <w:r>
-          <w:rPr>
-            <w:rStyle w:val="Hyperlink"/>
-            <w:noProof/>
-          </w:rPr>
-          <w:t>Literatura</w:t>
-        </w:r>
-        <w:r>
-          <w:rPr>
-            <w:noProof/>
-            <w:webHidden/>
-          </w:rPr>
-          <w:tab/>
-        </w:r>
-        <w:r>
-          <w:rPr>
-            <w:noProof/>
-            <w:webHidden/>
-          </w:rPr>
-          <w:fldChar w:fldCharType="begin"/>
-        </w:r>
-        <w:r>
-          <w:rPr>
-            <w:noProof/>
-            <w:webHidden/>
-          </w:rPr>
-          <w:instrText xml:space="preserve"> PAGEREF _Toc137645865 \h </w:instrText>
-        </w:r>
-        <w:r>
-          <w:rPr>
-            <w:noProof/>
-            <w:webHidden/>
-          </w:rPr>
-        </w:r>
-        <w:r>
-          <w:rPr>
-            <w:noProof/>
-            <w:webHidden/>
-          </w:rPr>
-          <w:fldChar w:fldCharType="separate"/>
-        </w:r>
-        <w:r>
-          <w:rPr>
-            <w:noProof/>
-            <w:webHidden/>
-          </w:rPr>
-          <w:t>3</w:t>
+          <w:t>4</w:t>
         </w:r>
         <w:r>
           <w:rPr>
@@ -1036,7 +1033,7 @@
       <w:pPr>
         <w:pStyle w:val="Heading1"/>
       </w:pPr>
-      <w:bookmarkStart w:id="1" w:name="_Toc137645860"/>
+      <w:bookmarkStart w:id="1" w:name="_Toc231926162"/>
       <w:r>
         <w:lastRenderedPageBreak/>
         <w:t>Opis zadat</w:t>
@@ -1056,18 +1053,8 @@
       </w:pPr>
     </w:p>
     <w:p>
-      <w:pPr>
-        <w:spacing w:after="160" w:line="259" w:lineRule="auto"/>
-        <w:jc w:val="both"/>
-      </w:pPr>
       <w:r>
-        <w:t>U</w:t>
-      </w:r>
-      <w:r>
-        <w:t>metnuti</w:t>
-      </w:r>
-      <w:r>
-        <w:t xml:space="preserve"> tekst dobivenog zadatka.</w:t>
+        <w:t>Proširenje originalne cestovne mreže s 15 novih pravaca i najmanje 5 novih gradova. Za svaki pravac izračunalo se trajanje vožnje na temelju udaljenosti i prosječne brzine. Mreža je modelirana kao neusmjereni graf s dvjema težinama: udaljenost i vrijeme. Dodatno su stvoreni susjedne liste, matrice susjedstva, vizualizacije, najkraći putevi za četiri primjera te analiza centralnosti netežinskog grafa.</w:t>
       </w:r>
     </w:p>
     <w:p/>
@@ -1075,7 +1062,7 @@
       <w:pPr>
         <w:pStyle w:val="Heading1"/>
       </w:pPr>
-      <w:bookmarkStart w:id="2" w:name="_Toc137645862"/>
+      <w:bookmarkStart w:id="2" w:name="_Toc231926163"/>
       <w:r>
         <w:t>O</w:t>
       </w:r>
@@ -1087,28 +1074,7 @@
     <w:p/>
     <w:p>
       <w:r>
-        <w:t>Kratko opisati najvažnije karakteristike</w:t>
-      </w:r>
-      <w:r>
-        <w:t xml:space="preserve"> problema i rješenja</w:t>
-      </w:r>
-      <w:r>
-        <w:t>.</w:t>
-      </w:r>
-      <w:r>
-        <w:t xml:space="preserve"> </w:t>
-      </w:r>
-      <w:r>
-        <w:t>Napomena: programski k</w:t>
-      </w:r>
-      <w:r>
-        <w:t>ô</w:t>
-      </w:r>
-      <w:r>
-        <w:t>d se prilaže u posebnim datotekama</w:t>
-      </w:r>
-      <w:r>
-        <w:t xml:space="preserve">. </w:t>
+        <w:t>Rješenje se temelji na modeliranju cestovne mreže kao neusmjerenog grafa u kojem su gradovi čvorovi, a cestovni pravci bridovi s dvije vrste težina: udaljenost i trajanje. Problem zahtijeva proširenje originalne mreže s dodatnim pravcima i gradovima te izračun trajanja vožnje za svaki pravac na temelju prosječne brzine. Graf se analizira kroz susjedne liste, matrice susjedstva, vizualizacije i najkraće puteve za odabrane parove gradova, pri čemu se uspoređuje ruta prema udaljenosti i ruta prema vremenu. Dodatno je konstruiran netežinski graf kako bi se odredili dijametar, gustoća, stupnjevi i centralnosti čvorova, što pokazuje ključne točke u mreži i njenu povezanost. Programska implementacija koristi Python i posebne datoteke za kod, dok se u tijelu rada opisuje pristup i rezultati.</w:t>
       </w:r>
     </w:p>
     <w:p/>
@@ -1116,7 +1082,7 @@
       <w:pPr>
         <w:pStyle w:val="Heading1"/>
       </w:pPr>
-      <w:bookmarkStart w:id="3" w:name="_Toc137645863"/>
+      <w:bookmarkStart w:id="3" w:name="_Toc231926164"/>
       <w:r>
         <w:t>Prikaz rezultata</w:t>
       </w:r>
@@ -1125,31 +1091,7 @@
     <w:p/>
     <w:p>
       <w:r>
-        <w:t xml:space="preserve">Opisati </w:t>
-      </w:r>
-      <w:r>
-        <w:t>ispit</w:t>
-      </w:r>
-      <w:r>
-        <w:t>ne slučajeve</w:t>
-      </w:r>
-      <w:r>
-        <w:t>, prikazati</w:t>
-      </w:r>
-      <w:r>
-        <w:t xml:space="preserve"> </w:t>
-      </w:r>
-      <w:r>
-        <w:t>i k</w:t>
-      </w:r>
-      <w:r>
-        <w:t xml:space="preserve">omentirati </w:t>
-      </w:r>
-      <w:r>
-        <w:t xml:space="preserve">dobivene </w:t>
-      </w:r>
-      <w:r>
-        <w:t>rezultate.</w:t>
+        <w:t>Ispitni primjeri pokrivali su relacije Zagreb – Split, Zagreb – Osijek, Čazma – Pula te Našice – Šibenik. Za svaki primjer izračunali su se najkraći putevi prema udaljenosti i najkraći putevi prema vremenu. Analiza je pokazala kako najkraći put kilometarski može biti različit od najbržeg puta. Neke rute uključuju nove gradove i autoceste, što poboljšava povezanost sjevernog i južnog dijela mreže.</w:t>
       </w:r>
     </w:p>
     <w:p/>
@@ -1157,7 +1099,7 @@
       <w:pPr>
         <w:pStyle w:val="Heading1"/>
       </w:pPr>
-      <w:bookmarkStart w:id="4" w:name="_Toc137645864"/>
+      <w:bookmarkStart w:id="4" w:name="_Toc231926165"/>
       <w:r>
         <w:t>Zaključak</w:t>
       </w:r>
@@ -1169,13 +1111,7 @@
     <w:p/>
     <w:p>
       <w:r>
-        <w:t xml:space="preserve">Kratki zaključak o primjenjivosti grafova na </w:t>
-      </w:r>
-      <w:r>
-        <w:t>dani</w:t>
-      </w:r>
-      <w:r>
-        <w:t xml:space="preserve"> probleme.</w:t>
+        <w:t>Grafovi su prikladan model za cestovnu mrežu jer omogućuju usporedbu različitih kriterija (udaljenosti i trajanja) te pronalaženje optimalnih ruta. Analiza centralnosti pomaže identificirati ključne gradove u mreži, dok dijametar i gustoća odražavaju njezinu povezanost. Proširenjem mreže povećana je pokrivenost.</w:t>
       </w:r>
     </w:p>
     <w:p/>
@@ -1183,8 +1119,9 @@
       <w:pPr>
         <w:pStyle w:val="Heading1"/>
       </w:pPr>
-      <w:bookmarkStart w:id="5" w:name="_Toc137645865"/>
+      <w:bookmarkStart w:id="5" w:name="_Toc231926166"/>
       <w:r>
+        <w:lastRenderedPageBreak/>
         <w:t>Literatura</w:t>
       </w:r>
       <w:bookmarkEnd w:id="5"/>
@@ -1226,7 +1163,7 @@
 </file>
 
 <file path=word/endnotes.xml><?xml version="1.0" encoding="utf-8"?>
-<w:endnotes xmlns:wpc="http://schemas.microsoft.com/office/word/2010/wordprocessingCanvas" xmlns:cx="http://schemas.microsoft.com/office/drawing/2014/chartex" xmlns:cx1="http://schemas.microsoft.com/office/drawing/2015/9/8/chartex" xmlns:cx2="http://schemas.microsoft.com/office/drawing/2015/10/21/chartex" xmlns:cx3="http://schemas.microsoft.com/office/drawing/2016/5/9/chartex" xmlns:cx4="http://schemas.microsoft.com/office/drawing/2016/5/10/chartex" xmlns:cx5="http://schemas.microsoft.com/office/drawing/2016/5/11/chartex" xmlns:cx6="http://schemas.microsoft.com/office/drawing/2016/5/12/chartex" xmlns:cx7="http://schemas.microsoft.com/office/drawing/2016/5/13/chartex" xmlns:cx8="http://schemas.microsoft.com/office/drawing/2016/5/14/chartex" xmlns:mc="http://schemas.openxmlformats.org/markup-compatibility/2006" xmlns:aink="http://schemas.microsoft.com/office/drawing/2016/ink" xmlns:am3d="http://schemas.microsoft.com/office/drawing/2017/model3d" xmlns:o="urn:schemas-microsoft-com:office:office" xmlns:r="http://schemas.openxmlformats.org/officeDocument/2006/relationships" xmlns:m="http://schemas.openxmlformats.org/officeDocument/2006/math" xmlns:v="urn:schemas-microsoft-com:vml" xmlns:wp14="http://schemas.microsoft.com/office/word/2010/wordprocessingDrawing" xmlns:wp="http://schemas.openxmlformats.org/drawingml/2006/wordprocessingDrawing" xmlns:w10="urn:schemas-microsoft-com:office:word" xmlns:w="http://schemas.openxmlformats.org/wordprocessingml/2006/main" xmlns:w14="http://schemas.microsoft.com/office/word/2010/wordml" xmlns:w15="http://schemas.microsoft.com/office/word/2012/wordml" xmlns:w16cex="http://schemas.microsoft.com/office/word/2018/wordml/cex" xmlns:w16cid="http://schemas.microsoft.com/office/word/2016/wordml/cid" xmlns:w16="http://schemas.microsoft.com/office/word/2018/wordml" xmlns:w16sdtdh="http://schemas.microsoft.com/office/word/2020/wordml/sdtdatahash" xmlns:w16se="http://schemas.microsoft.com/office/word/2015/wordml/symex" xmlns:wpg="http://schemas.microsoft.com/office/word/2010/wordprocessingGroup" xmlns:wpi="http://schemas.microsoft.com/office/word/2010/wordprocessingInk" xmlns:wne="http://schemas.microsoft.com/office/word/2006/wordml" xmlns:wps="http://schemas.microsoft.com/office/word/2010/wordprocessingShape" mc:Ignorable="w14 w15 w16se w16cid w16 w16cex w16sdtdh wp14">
+<w:endnotes xmlns:wpc="http://schemas.microsoft.com/office/word/2010/wordprocessingCanvas" xmlns:cx="http://schemas.microsoft.com/office/drawing/2014/chartex" xmlns:cx1="http://schemas.microsoft.com/office/drawing/2015/9/8/chartex" xmlns:cx2="http://schemas.microsoft.com/office/drawing/2015/10/21/chartex" xmlns:cx3="http://schemas.microsoft.com/office/drawing/2016/5/9/chartex" xmlns:cx4="http://schemas.microsoft.com/office/drawing/2016/5/10/chartex" xmlns:cx5="http://schemas.microsoft.com/office/drawing/2016/5/11/chartex" xmlns:cx6="http://schemas.microsoft.com/office/drawing/2016/5/12/chartex" xmlns:cx7="http://schemas.microsoft.com/office/drawing/2016/5/13/chartex" xmlns:cx8="http://schemas.microsoft.com/office/drawing/2016/5/14/chartex" xmlns:mc="http://schemas.openxmlformats.org/markup-compatibility/2006" xmlns:aink="http://schemas.microsoft.com/office/drawing/2016/ink" xmlns:am3d="http://schemas.microsoft.com/office/drawing/2017/model3d" xmlns:o="urn:schemas-microsoft-com:office:office" xmlns:oel="http://schemas.microsoft.com/office/2019/extlst" xmlns:r="http://schemas.openxmlformats.org/officeDocument/2006/relationships" xmlns:m="http://schemas.openxmlformats.org/officeDocument/2006/math" xmlns:v="urn:schemas-microsoft-com:vml" xmlns:wp14="http://schemas.microsoft.com/office/word/2010/wordprocessingDrawing" xmlns:wp="http://schemas.openxmlformats.org/drawingml/2006/wordprocessingDrawing" xmlns:w10="urn:schemas-microsoft-com:office:word" xmlns:w="http://schemas.openxmlformats.org/wordprocessingml/2006/main" xmlns:w14="http://schemas.microsoft.com/office/word/2010/wordml" xmlns:w15="http://schemas.microsoft.com/office/word/2012/wordml" xmlns:w16cex="http://schemas.microsoft.com/office/word/2018/wordml/cex" xmlns:w16cid="http://schemas.microsoft.com/office/word/2016/wordml/cid" xmlns:w16="http://schemas.microsoft.com/office/word/2018/wordml" xmlns:w16du="http://schemas.microsoft.com/office/word/2023/wordml/word16du" xmlns:w16sdtdh="http://schemas.microsoft.com/office/word/2020/wordml/sdtdatahash" xmlns:w16sdtfl="http://schemas.microsoft.com/office/word/2024/wordml/sdtformatlock" xmlns:w16se="http://schemas.microsoft.com/office/word/2015/wordml/symex" xmlns:wpg="http://schemas.microsoft.com/office/word/2010/wordprocessingGroup" xmlns:wpi="http://schemas.microsoft.com/office/word/2010/wordprocessingInk" xmlns:wne="http://schemas.microsoft.com/office/word/2006/wordml" xmlns:wps="http://schemas.microsoft.com/office/word/2010/wordprocessingShape" mc:Ignorable="w14 w15 w16se w16cid w16 w16cex w16sdtdh w16sdtfl w16du wp14">
   <w:endnote w:type="separator" w:id="-1">
     <w:p>
       <w:pPr>
@@ -1251,7 +1188,7 @@
 </file>
 
 <file path=word/footer1.xml><?xml version="1.0" encoding="utf-8"?>
-<w:ftr xmlns:wpc="http://schemas.microsoft.com/office/word/2010/wordprocessingCanvas" xmlns:cx="http://schemas.microsoft.com/office/drawing/2014/chartex" xmlns:cx1="http://schemas.microsoft.com/office/drawing/2015/9/8/chartex" xmlns:cx2="http://schemas.microsoft.com/office/drawing/2015/10/21/chartex" xmlns:cx3="http://schemas.microsoft.com/office/drawing/2016/5/9/chartex" xmlns:cx4="http://schemas.microsoft.com/office/drawing/2016/5/10/chartex" xmlns:cx5="http://schemas.microsoft.com/office/drawing/2016/5/11/chartex" xmlns:cx6="http://schemas.microsoft.com/office/drawing/2016/5/12/chartex" xmlns:cx7="http://schemas.microsoft.com/office/drawing/2016/5/13/chartex" xmlns:cx8="http://schemas.microsoft.com/office/drawing/2016/5/14/chartex" xmlns:mc="http://schemas.openxmlformats.org/markup-compatibility/2006" xmlns:aink="http://schemas.microsoft.com/office/drawing/2016/ink" xmlns:am3d="http://schemas.microsoft.com/office/drawing/2017/model3d" xmlns:o="urn:schemas-microsoft-com:office:office" xmlns:r="http://schemas.openxmlformats.org/officeDocument/2006/relationships" xmlns:m="http://schemas.openxmlformats.org/officeDocument/2006/math" xmlns:v="urn:schemas-microsoft-com:vml" xmlns:wp14="http://schemas.microsoft.com/office/word/2010/wordprocessingDrawing" xmlns:wp="http://schemas.openxmlformats.org/drawingml/2006/wordprocessingDrawing" xmlns:w10="urn:schemas-microsoft-com:office:word" xmlns:w="http://schemas.openxmlformats.org/wordprocessingml/2006/main" xmlns:w14="http://schemas.microsoft.com/office/word/2010/wordml" xmlns:w15="http://schemas.microsoft.com/office/word/2012/wordml" xmlns:w16cex="http://schemas.microsoft.com/office/word/2018/wordml/cex" xmlns:w16cid="http://schemas.microsoft.com/office/word/2016/wordml/cid" xmlns:w16="http://schemas.microsoft.com/office/word/2018/wordml" xmlns:w16sdtdh="http://schemas.microsoft.com/office/word/2020/wordml/sdtdatahash" xmlns:w16se="http://schemas.microsoft.com/office/word/2015/wordml/symex" xmlns:wpg="http://schemas.microsoft.com/office/word/2010/wordprocessingGroup" xmlns:wpi="http://schemas.microsoft.com/office/word/2010/wordprocessingInk" xmlns:wne="http://schemas.microsoft.com/office/word/2006/wordml" xmlns:wps="http://schemas.microsoft.com/office/word/2010/wordprocessingShape" mc:Ignorable="w14 w15 w16se w16cid w16 w16cex w16sdtdh wp14">
+<w:ftr xmlns:wpc="http://schemas.microsoft.com/office/word/2010/wordprocessingCanvas" xmlns:cx="http://schemas.microsoft.com/office/drawing/2014/chartex" xmlns:cx1="http://schemas.microsoft.com/office/drawing/2015/9/8/chartex" xmlns:cx2="http://schemas.microsoft.com/office/drawing/2015/10/21/chartex" xmlns:cx3="http://schemas.microsoft.com/office/drawing/2016/5/9/chartex" xmlns:cx4="http://schemas.microsoft.com/office/drawing/2016/5/10/chartex" xmlns:cx5="http://schemas.microsoft.com/office/drawing/2016/5/11/chartex" xmlns:cx6="http://schemas.microsoft.com/office/drawing/2016/5/12/chartex" xmlns:cx7="http://schemas.microsoft.com/office/drawing/2016/5/13/chartex" xmlns:cx8="http://schemas.microsoft.com/office/drawing/2016/5/14/chartex" xmlns:mc="http://schemas.openxmlformats.org/markup-compatibility/2006" xmlns:aink="http://schemas.microsoft.com/office/drawing/2016/ink" xmlns:am3d="http://schemas.microsoft.com/office/drawing/2017/model3d" xmlns:o="urn:schemas-microsoft-com:office:office" xmlns:oel="http://schemas.microsoft.com/office/2019/extlst" xmlns:r="http://schemas.openxmlformats.org/officeDocument/2006/relationships" xmlns:m="http://schemas.openxmlformats.org/officeDocument/2006/math" xmlns:v="urn:schemas-microsoft-com:vml" xmlns:wp14="http://schemas.microsoft.com/office/word/2010/wordprocessingDrawing" xmlns:wp="http://schemas.openxmlformats.org/drawingml/2006/wordprocessingDrawing" xmlns:w10="urn:schemas-microsoft-com:office:word" xmlns:w="http://schemas.openxmlformats.org/wordprocessingml/2006/main" xmlns:w14="http://schemas.microsoft.com/office/word/2010/wordml" xmlns:w15="http://schemas.microsoft.com/office/word/2012/wordml" xmlns:w16cex="http://schemas.microsoft.com/office/word/2018/wordml/cex" xmlns:w16cid="http://schemas.microsoft.com/office/word/2016/wordml/cid" xmlns:w16="http://schemas.microsoft.com/office/word/2018/wordml" xmlns:w16du="http://schemas.microsoft.com/office/word/2023/wordml/word16du" xmlns:w16sdtdh="http://schemas.microsoft.com/office/word/2020/wordml/sdtdatahash" xmlns:w16sdtfl="http://schemas.microsoft.com/office/word/2024/wordml/sdtformatlock" xmlns:w16se="http://schemas.microsoft.com/office/word/2015/wordml/symex" xmlns:wpg="http://schemas.microsoft.com/office/word/2010/wordprocessingGroup" xmlns:wpi="http://schemas.microsoft.com/office/word/2010/wordprocessingInk" xmlns:wne="http://schemas.microsoft.com/office/word/2006/wordml" xmlns:wps="http://schemas.microsoft.com/office/word/2010/wordprocessingShape" mc:Ignorable="w14 w15 w16se w16cid w16 w16cex w16sdtdh w16sdtfl w16du wp14">
   <w:tbl>
     <w:tblPr>
       <w:tblW w:w="9351" w:type="dxa"/>
@@ -1405,7 +1342,7 @@
 </file>
 
 <file path=word/footnotes.xml><?xml version="1.0" encoding="utf-8"?>
-<w:footnotes xmlns:wpc="http://schemas.microsoft.com/office/word/2010/wordprocessingCanvas" xmlns:cx="http://schemas.microsoft.com/office/drawing/2014/chartex" xmlns:cx1="http://schemas.microsoft.com/office/drawing/2015/9/8/chartex" xmlns:cx2="http://schemas.microsoft.com/office/drawing/2015/10/21/chartex" xmlns:cx3="http://schemas.microsoft.com/office/drawing/2016/5/9/chartex" xmlns:cx4="http://schemas.microsoft.com/office/drawing/2016/5/10/chartex" xmlns:cx5="http://schemas.microsoft.com/office/drawing/2016/5/11/chartex" xmlns:cx6="http://schemas.microsoft.com/office/drawing/2016/5/12/chartex" xmlns:cx7="http://schemas.microsoft.com/office/drawing/2016/5/13/chartex" xmlns:cx8="http://schemas.microsoft.com/office/drawing/2016/5/14/chartex" xmlns:mc="http://schemas.openxmlformats.org/markup-compatibility/2006" xmlns:aink="http://schemas.microsoft.com/office/drawing/2016/ink" xmlns:am3d="http://schemas.microsoft.com/office/drawing/2017/model3d" xmlns:o="urn:schemas-microsoft-com:office:office" xmlns:r="http://schemas.openxmlformats.org/officeDocument/2006/relationships" xmlns:m="http://schemas.openxmlformats.org/officeDocument/2006/math" xmlns:v="urn:schemas-microsoft-com:vml" xmlns:wp14="http://schemas.microsoft.com/office/word/2010/wordprocessingDrawing" xmlns:wp="http://schemas.openxmlformats.org/drawingml/2006/wordprocessingDrawing" xmlns:w10="urn:schemas-microsoft-com:office:word" xmlns:w="http://schemas.openxmlformats.org/wordprocessingml/2006/main" xmlns:w14="http://schemas.microsoft.com/office/word/2010/wordml" xmlns:w15="http://schemas.microsoft.com/office/word/2012/wordml" xmlns:w16cex="http://schemas.microsoft.com/office/word/2018/wordml/cex" xmlns:w16cid="http://schemas.microsoft.com/office/word/2016/wordml/cid" xmlns:w16="http://schemas.microsoft.com/office/word/2018/wordml" xmlns:w16sdtdh="http://schemas.microsoft.com/office/word/2020/wordml/sdtdatahash" xmlns:w16se="http://schemas.microsoft.com/office/word/2015/wordml/symex" xmlns:wpg="http://schemas.microsoft.com/office/word/2010/wordprocessingGroup" xmlns:wpi="http://schemas.microsoft.com/office/word/2010/wordprocessingInk" xmlns:wne="http://schemas.microsoft.com/office/word/2006/wordml" xmlns:wps="http://schemas.microsoft.com/office/word/2010/wordprocessingShape" mc:Ignorable="w14 w15 w16se w16cid w16 w16cex w16sdtdh wp14">
+<w:footnotes xmlns:wpc="http://schemas.microsoft.com/office/word/2010/wordprocessingCanvas" xmlns:cx="http://schemas.microsoft.com/office/drawing/2014/chartex" xmlns:cx1="http://schemas.microsoft.com/office/drawing/2015/9/8/chartex" xmlns:cx2="http://schemas.microsoft.com/office/drawing/2015/10/21/chartex" xmlns:cx3="http://schemas.microsoft.com/office/drawing/2016/5/9/chartex" xmlns:cx4="http://schemas.microsoft.com/office/drawing/2016/5/10/chartex" xmlns:cx5="http://schemas.microsoft.com/office/drawing/2016/5/11/chartex" xmlns:cx6="http://schemas.microsoft.com/office/drawing/2016/5/12/chartex" xmlns:cx7="http://schemas.microsoft.com/office/drawing/2016/5/13/chartex" xmlns:cx8="http://schemas.microsoft.com/office/drawing/2016/5/14/chartex" xmlns:mc="http://schemas.openxmlformats.org/markup-compatibility/2006" xmlns:aink="http://schemas.microsoft.com/office/drawing/2016/ink" xmlns:am3d="http://schemas.microsoft.com/office/drawing/2017/model3d" xmlns:o="urn:schemas-microsoft-com:office:office" xmlns:oel="http://schemas.microsoft.com/office/2019/extlst" xmlns:r="http://schemas.openxmlformats.org/officeDocument/2006/relationships" xmlns:m="http://schemas.openxmlformats.org/officeDocument/2006/math" xmlns:v="urn:schemas-microsoft-com:vml" xmlns:wp14="http://schemas.microsoft.com/office/word/2010/wordprocessingDrawing" xmlns:wp="http://schemas.openxmlformats.org/drawingml/2006/wordprocessingDrawing" xmlns:w10="urn:schemas-microsoft-com:office:word" xmlns:w="http://schemas.openxmlformats.org/wordprocessingml/2006/main" xmlns:w14="http://schemas.microsoft.com/office/word/2010/wordml" xmlns:w15="http://schemas.microsoft.com/office/word/2012/wordml" xmlns:w16cex="http://schemas.microsoft.com/office/word/2018/wordml/cex" xmlns:w16cid="http://schemas.microsoft.com/office/word/2016/wordml/cid" xmlns:w16="http://schemas.microsoft.com/office/word/2018/wordml" xmlns:w16du="http://schemas.microsoft.com/office/word/2023/wordml/word16du" xmlns:w16sdtdh="http://schemas.microsoft.com/office/word/2020/wordml/sdtdatahash" xmlns:w16sdtfl="http://schemas.microsoft.com/office/word/2024/wordml/sdtformatlock" xmlns:w16se="http://schemas.microsoft.com/office/word/2015/wordml/symex" xmlns:wpg="http://schemas.microsoft.com/office/word/2010/wordprocessingGroup" xmlns:wpi="http://schemas.microsoft.com/office/word/2010/wordprocessingInk" xmlns:wne="http://schemas.microsoft.com/office/word/2006/wordml" xmlns:wps="http://schemas.microsoft.com/office/word/2010/wordprocessingShape" mc:Ignorable="w14 w15 w16se w16cid w16 w16cex w16sdtdh w16sdtfl w16du wp14">
   <w:footnote w:type="separator" w:id="-1">
     <w:p>
       <w:pPr>
@@ -1430,7 +1367,7 @@
 </file>
 
 <file path=word/header1.xml><?xml version="1.0" encoding="utf-8"?>
-<w:hdr xmlns:wpc="http://schemas.microsoft.com/office/word/2010/wordprocessingCanvas" xmlns:cx="http://schemas.microsoft.com/office/drawing/2014/chartex" xmlns:cx1="http://schemas.microsoft.com/office/drawing/2015/9/8/chartex" xmlns:cx2="http://schemas.microsoft.com/office/drawing/2015/10/21/chartex" xmlns:cx3="http://schemas.microsoft.com/office/drawing/2016/5/9/chartex" xmlns:cx4="http://schemas.microsoft.com/office/drawing/2016/5/10/chartex" xmlns:cx5="http://schemas.microsoft.com/office/drawing/2016/5/11/chartex" xmlns:cx6="http://schemas.microsoft.com/office/drawing/2016/5/12/chartex" xmlns:cx7="http://schemas.microsoft.com/office/drawing/2016/5/13/chartex" xmlns:cx8="http://schemas.microsoft.com/office/drawing/2016/5/14/chartex" xmlns:mc="http://schemas.openxmlformats.org/markup-compatibility/2006" xmlns:aink="http://schemas.microsoft.com/office/drawing/2016/ink" xmlns:am3d="http://schemas.microsoft.com/office/drawing/2017/model3d" xmlns:o="urn:schemas-microsoft-com:office:office" xmlns:r="http://schemas.openxmlformats.org/officeDocument/2006/relationships" xmlns:m="http://schemas.openxmlformats.org/officeDocument/2006/math" xmlns:v="urn:schemas-microsoft-com:vml" xmlns:wp14="http://schemas.microsoft.com/office/word/2010/wordprocessingDrawing" xmlns:wp="http://schemas.openxmlformats.org/drawingml/2006/wordprocessingDrawing" xmlns:w10="urn:schemas-microsoft-com:office:word" xmlns:w="http://schemas.openxmlformats.org/wordprocessingml/2006/main" xmlns:w14="http://schemas.microsoft.com/office/word/2010/wordml" xmlns:w15="http://schemas.microsoft.com/office/word/2012/wordml" xmlns:w16cex="http://schemas.microsoft.com/office/word/2018/wordml/cex" xmlns:w16cid="http://schemas.microsoft.com/office/word/2016/wordml/cid" xmlns:w16="http://schemas.microsoft.com/office/word/2018/wordml" xmlns:w16sdtdh="http://schemas.microsoft.com/office/word/2020/wordml/sdtdatahash" xmlns:w16se="http://schemas.microsoft.com/office/word/2015/wordml/symex" xmlns:wpg="http://schemas.microsoft.com/office/word/2010/wordprocessingGroup" xmlns:wpi="http://schemas.microsoft.com/office/word/2010/wordprocessingInk" xmlns:wne="http://schemas.microsoft.com/office/word/2006/wordml" xmlns:wps="http://schemas.microsoft.com/office/word/2010/wordprocessingShape" mc:Ignorable="w14 w15 w16se w16cid w16 w16cex w16sdtdh wp14">
+<w:hdr xmlns:wpc="http://schemas.microsoft.com/office/word/2010/wordprocessingCanvas" xmlns:cx="http://schemas.microsoft.com/office/drawing/2014/chartex" xmlns:cx1="http://schemas.microsoft.com/office/drawing/2015/9/8/chartex" xmlns:cx2="http://schemas.microsoft.com/office/drawing/2015/10/21/chartex" xmlns:cx3="http://schemas.microsoft.com/office/drawing/2016/5/9/chartex" xmlns:cx4="http://schemas.microsoft.com/office/drawing/2016/5/10/chartex" xmlns:cx5="http://schemas.microsoft.com/office/drawing/2016/5/11/chartex" xmlns:cx6="http://schemas.microsoft.com/office/drawing/2016/5/12/chartex" xmlns:cx7="http://schemas.microsoft.com/office/drawing/2016/5/13/chartex" xmlns:cx8="http://schemas.microsoft.com/office/drawing/2016/5/14/chartex" xmlns:mc="http://schemas.openxmlformats.org/markup-compatibility/2006" xmlns:aink="http://schemas.microsoft.com/office/drawing/2016/ink" xmlns:am3d="http://schemas.microsoft.com/office/drawing/2017/model3d" xmlns:o="urn:schemas-microsoft-com:office:office" xmlns:oel="http://schemas.microsoft.com/office/2019/extlst" xmlns:r="http://schemas.openxmlformats.org/officeDocument/2006/relationships" xmlns:m="http://schemas.openxmlformats.org/officeDocument/2006/math" xmlns:v="urn:schemas-microsoft-com:vml" xmlns:wp14="http://schemas.microsoft.com/office/word/2010/wordprocessingDrawing" xmlns:wp="http://schemas.openxmlformats.org/drawingml/2006/wordprocessingDrawing" xmlns:w10="urn:schemas-microsoft-com:office:word" xmlns:w="http://schemas.openxmlformats.org/wordprocessingml/2006/main" xmlns:w14="http://schemas.microsoft.com/office/word/2010/wordml" xmlns:w15="http://schemas.microsoft.com/office/word/2012/wordml" xmlns:w16cex="http://schemas.microsoft.com/office/word/2018/wordml/cex" xmlns:w16cid="http://schemas.microsoft.com/office/word/2016/wordml/cid" xmlns:w16="http://schemas.microsoft.com/office/word/2018/wordml" xmlns:w16du="http://schemas.microsoft.com/office/word/2023/wordml/word16du" xmlns:w16sdtdh="http://schemas.microsoft.com/office/word/2020/wordml/sdtdatahash" xmlns:w16sdtfl="http://schemas.microsoft.com/office/word/2024/wordml/sdtformatlock" xmlns:w16se="http://schemas.microsoft.com/office/word/2015/wordml/symex" xmlns:wpg="http://schemas.microsoft.com/office/word/2010/wordprocessingGroup" xmlns:wpi="http://schemas.microsoft.com/office/word/2010/wordprocessingInk" xmlns:wne="http://schemas.microsoft.com/office/word/2006/wordml" xmlns:wps="http://schemas.microsoft.com/office/word/2010/wordprocessingShape" mc:Ignorable="w14 w15 w16se w16cid w16 w16cex w16sdtdh w16sdtfl w16du wp14">
   <w:tbl>
     <w:tblPr>
       <w:tblW w:w="0" w:type="auto"/>
@@ -1557,7 +1494,7 @@
 </file>
 
 <file path=word/header2.xml><?xml version="1.0" encoding="utf-8"?>
-<w:hdr xmlns:wpc="http://schemas.microsoft.com/office/word/2010/wordprocessingCanvas" xmlns:cx="http://schemas.microsoft.com/office/drawing/2014/chartex" xmlns:cx1="http://schemas.microsoft.com/office/drawing/2015/9/8/chartex" xmlns:cx2="http://schemas.microsoft.com/office/drawing/2015/10/21/chartex" xmlns:cx3="http://schemas.microsoft.com/office/drawing/2016/5/9/chartex" xmlns:cx4="http://schemas.microsoft.com/office/drawing/2016/5/10/chartex" xmlns:cx5="http://schemas.microsoft.com/office/drawing/2016/5/11/chartex" xmlns:cx6="http://schemas.microsoft.com/office/drawing/2016/5/12/chartex" xmlns:cx7="http://schemas.microsoft.com/office/drawing/2016/5/13/chartex" xmlns:cx8="http://schemas.microsoft.com/office/drawing/2016/5/14/chartex" xmlns:mc="http://schemas.openxmlformats.org/markup-compatibility/2006" xmlns:aink="http://schemas.microsoft.com/office/drawing/2016/ink" xmlns:am3d="http://schemas.microsoft.com/office/drawing/2017/model3d" xmlns:o="urn:schemas-microsoft-com:office:office" xmlns:r="http://schemas.openxmlformats.org/officeDocument/2006/relationships" xmlns:m="http://schemas.openxmlformats.org/officeDocument/2006/math" xmlns:v="urn:schemas-microsoft-com:vml" xmlns:wp14="http://schemas.microsoft.com/office/word/2010/wordprocessingDrawing" xmlns:wp="http://schemas.openxmlformats.org/drawingml/2006/wordprocessingDrawing" xmlns:w10="urn:schemas-microsoft-com:office:word" xmlns:w="http://schemas.openxmlformats.org/wordprocessingml/2006/main" xmlns:w14="http://schemas.microsoft.com/office/word/2010/wordml" xmlns:w15="http://schemas.microsoft.com/office/word/2012/wordml" xmlns:w16cex="http://schemas.microsoft.com/office/word/2018/wordml/cex" xmlns:w16cid="http://schemas.microsoft.com/office/word/2016/wordml/cid" xmlns:w16="http://schemas.microsoft.com/office/word/2018/wordml" xmlns:w16sdtdh="http://schemas.microsoft.com/office/word/2020/wordml/sdtdatahash" xmlns:w16se="http://schemas.microsoft.com/office/word/2015/wordml/symex" xmlns:wpg="http://schemas.microsoft.com/office/word/2010/wordprocessingGroup" xmlns:wpi="http://schemas.microsoft.com/office/word/2010/wordprocessingInk" xmlns:wne="http://schemas.microsoft.com/office/word/2006/wordml" xmlns:wps="http://schemas.microsoft.com/office/word/2010/wordprocessingShape" mc:Ignorable="w14 w15 w16se w16cid w16 w16cex w16sdtdh wp14">
+<w:hdr xmlns:wpc="http://schemas.microsoft.com/office/word/2010/wordprocessingCanvas" xmlns:cx="http://schemas.microsoft.com/office/drawing/2014/chartex" xmlns:cx1="http://schemas.microsoft.com/office/drawing/2015/9/8/chartex" xmlns:cx2="http://schemas.microsoft.com/office/drawing/2015/10/21/chartex" xmlns:cx3="http://schemas.microsoft.com/office/drawing/2016/5/9/chartex" xmlns:cx4="http://schemas.microsoft.com/office/drawing/2016/5/10/chartex" xmlns:cx5="http://schemas.microsoft.com/office/drawing/2016/5/11/chartex" xmlns:cx6="http://schemas.microsoft.com/office/drawing/2016/5/12/chartex" xmlns:cx7="http://schemas.microsoft.com/office/drawing/2016/5/13/chartex" xmlns:cx8="http://schemas.microsoft.com/office/drawing/2016/5/14/chartex" xmlns:mc="http://schemas.openxmlformats.org/markup-compatibility/2006" xmlns:aink="http://schemas.microsoft.com/office/drawing/2016/ink" xmlns:am3d="http://schemas.microsoft.com/office/drawing/2017/model3d" xmlns:o="urn:schemas-microsoft-com:office:office" xmlns:oel="http://schemas.microsoft.com/office/2019/extlst" xmlns:r="http://schemas.openxmlformats.org/officeDocument/2006/relationships" xmlns:m="http://schemas.openxmlformats.org/officeDocument/2006/math" xmlns:v="urn:schemas-microsoft-com:vml" xmlns:wp14="http://schemas.microsoft.com/office/word/2010/wordprocessingDrawing" xmlns:wp="http://schemas.openxmlformats.org/drawingml/2006/wordprocessingDrawing" xmlns:w10="urn:schemas-microsoft-com:office:word" xmlns:w="http://schemas.openxmlformats.org/wordprocessingml/2006/main" xmlns:w14="http://schemas.microsoft.com/office/word/2010/wordml" xmlns:w15="http://schemas.microsoft.com/office/word/2012/wordml" xmlns:w16cex="http://schemas.microsoft.com/office/word/2018/wordml/cex" xmlns:w16cid="http://schemas.microsoft.com/office/word/2016/wordml/cid" xmlns:w16="http://schemas.microsoft.com/office/word/2018/wordml" xmlns:w16du="http://schemas.microsoft.com/office/word/2023/wordml/word16du" xmlns:w16sdtdh="http://schemas.microsoft.com/office/word/2020/wordml/sdtdatahash" xmlns:w16sdtfl="http://schemas.microsoft.com/office/word/2024/wordml/sdtformatlock" xmlns:w16se="http://schemas.microsoft.com/office/word/2015/wordml/symex" xmlns:wpg="http://schemas.microsoft.com/office/word/2010/wordprocessingGroup" xmlns:wpi="http://schemas.microsoft.com/office/word/2010/wordprocessingInk" xmlns:wne="http://schemas.microsoft.com/office/word/2006/wordml" xmlns:wps="http://schemas.microsoft.com/office/word/2010/wordprocessingShape" mc:Ignorable="w14 w15 w16se w16cid w16 w16cex w16sdtdh w16sdtfl w16du wp14">
   <w:p>
     <w:pPr>
       <w:pStyle w:val="Header"/>
@@ -1581,7 +1518,7 @@
 </file>
 
 <file path=word/numbering.xml><?xml version="1.0" encoding="utf-8"?>
-<w:numbering xmlns:wpc="http://schemas.microsoft.com/office/word/2010/wordprocessingCanvas" xmlns:cx="http://schemas.microsoft.com/office/drawing/2014/chartex" xmlns:cx1="http://schemas.microsoft.com/office/drawing/2015/9/8/chartex" xmlns:cx2="http://schemas.microsoft.com/office/drawing/2015/10/21/chartex" xmlns:cx3="http://schemas.microsoft.com/office/drawing/2016/5/9/chartex" xmlns:cx4="http://schemas.microsoft.com/office/drawing/2016/5/10/chartex" xmlns:cx5="http://schemas.microsoft.com/office/drawing/2016/5/11/chartex" xmlns:cx6="http://schemas.microsoft.com/office/drawing/2016/5/12/chartex" xmlns:cx7="http://schemas.microsoft.com/office/drawing/2016/5/13/chartex" xmlns:cx8="http://schemas.microsoft.com/office/drawing/2016/5/14/chartex" xmlns:mc="http://schemas.openxmlformats.org/markup-compatibility/2006" xmlns:aink="http://schemas.microsoft.com/office/drawing/2016/ink" xmlns:am3d="http://schemas.microsoft.com/office/drawing/2017/model3d" xmlns:o="urn:schemas-microsoft-com:office:office" xmlns:r="http://schemas.openxmlformats.org/officeDocument/2006/relationships" xmlns:m="http://schemas.openxmlformats.org/officeDocument/2006/math" xmlns:v="urn:schemas-microsoft-com:vml" xmlns:wp14="http://schemas.microsoft.com/office/word/2010/wordprocessingDrawing" xmlns:wp="http://schemas.openxmlformats.org/drawingml/2006/wordprocessingDrawing" xmlns:w10="urn:schemas-microsoft-com:office:word" xmlns:w="http://schemas.openxmlformats.org/wordprocessingml/2006/main" xmlns:w14="http://schemas.microsoft.com/office/word/2010/wordml" xmlns:w15="http://schemas.microsoft.com/office/word/2012/wordml" xmlns:w16cex="http://schemas.microsoft.com/office/word/2018/wordml/cex" xmlns:w16cid="http://schemas.microsoft.com/office/word/2016/wordml/cid" xmlns:w16="http://schemas.microsoft.com/office/word/2018/wordml" xmlns:w16sdtdh="http://schemas.microsoft.com/office/word/2020/wordml/sdtdatahash" xmlns:w16se="http://schemas.microsoft.com/office/word/2015/wordml/symex" xmlns:wpg="http://schemas.microsoft.com/office/word/2010/wordprocessingGroup" xmlns:wpi="http://schemas.microsoft.com/office/word/2010/wordprocessingInk" xmlns:wne="http://schemas.microsoft.com/office/word/2006/wordml" xmlns:wps="http://schemas.microsoft.com/office/word/2010/wordprocessingShape" mc:Ignorable="w14 w15 w16se w16cid w16 w16cex w16sdtdh wp14">
+<w:numbering xmlns:wpc="http://schemas.microsoft.com/office/word/2010/wordprocessingCanvas" xmlns:cx="http://schemas.microsoft.com/office/drawing/2014/chartex" xmlns:cx1="http://schemas.microsoft.com/office/drawing/2015/9/8/chartex" xmlns:cx2="http://schemas.microsoft.com/office/drawing/2015/10/21/chartex" xmlns:cx3="http://schemas.microsoft.com/office/drawing/2016/5/9/chartex" xmlns:cx4="http://schemas.microsoft.com/office/drawing/2016/5/10/chartex" xmlns:cx5="http://schemas.microsoft.com/office/drawing/2016/5/11/chartex" xmlns:cx6="http://schemas.microsoft.com/office/drawing/2016/5/12/chartex" xmlns:cx7="http://schemas.microsoft.com/office/drawing/2016/5/13/chartex" xmlns:cx8="http://schemas.microsoft.com/office/drawing/2016/5/14/chartex" xmlns:mc="http://schemas.openxmlformats.org/markup-compatibility/2006" xmlns:aink="http://schemas.microsoft.com/office/drawing/2016/ink" xmlns:am3d="http://schemas.microsoft.com/office/drawing/2017/model3d" xmlns:o="urn:schemas-microsoft-com:office:office" xmlns:oel="http://schemas.microsoft.com/office/2019/extlst" xmlns:r="http://schemas.openxmlformats.org/officeDocument/2006/relationships" xmlns:m="http://schemas.openxmlformats.org/officeDocument/2006/math" xmlns:v="urn:schemas-microsoft-com:vml" xmlns:wp14="http://schemas.microsoft.com/office/word/2010/wordprocessingDrawing" xmlns:wp="http://schemas.openxmlformats.org/drawingml/2006/wordprocessingDrawing" xmlns:w10="urn:schemas-microsoft-com:office:word" xmlns:w="http://schemas.openxmlformats.org/wordprocessingml/2006/main" xmlns:w14="http://schemas.microsoft.com/office/word/2010/wordml" xmlns:w15="http://schemas.microsoft.com/office/word/2012/wordml" xmlns:w16cex="http://schemas.microsoft.com/office/word/2018/wordml/cex" xmlns:w16cid="http://schemas.microsoft.com/office/word/2016/wordml/cid" xmlns:w16="http://schemas.microsoft.com/office/word/2018/wordml" xmlns:w16du="http://schemas.microsoft.com/office/word/2023/wordml/word16du" xmlns:w16sdtdh="http://schemas.microsoft.com/office/word/2020/wordml/sdtdatahash" xmlns:w16sdtfl="http://schemas.microsoft.com/office/word/2024/wordml/sdtformatlock" xmlns:w16se="http://schemas.microsoft.com/office/word/2015/wordml/symex" xmlns:wpg="http://schemas.microsoft.com/office/word/2010/wordprocessingGroup" xmlns:wpi="http://schemas.microsoft.com/office/word/2010/wordprocessingInk" xmlns:wne="http://schemas.microsoft.com/office/word/2006/wordml" xmlns:wps="http://schemas.microsoft.com/office/word/2010/wordprocessingShape" mc:Ignorable="w14 w15 w16se w16cid w16 w16cex w16sdtdh w16sdtfl w16du wp14">
   <w:abstractNum w:abstractNumId="0" w15:restartNumberingAfterBreak="0">
     <w:nsid w:val="11EC4A34"/>
     <w:multiLevelType w:val="hybridMultilevel"/>
@@ -2441,28 +2378,28 @@
       </w:rPr>
     </w:lvl>
   </w:abstractNum>
-  <w:num w:numId="1">
+  <w:num w:numId="1" w16cid:durableId="1643844645">
     <w:abstractNumId w:val="6"/>
   </w:num>
-  <w:num w:numId="2">
+  <w:num w:numId="2" w16cid:durableId="1658535353">
     <w:abstractNumId w:val="3"/>
   </w:num>
-  <w:num w:numId="3">
+  <w:num w:numId="3" w16cid:durableId="1615598033">
     <w:abstractNumId w:val="1"/>
   </w:num>
-  <w:num w:numId="4">
+  <w:num w:numId="4" w16cid:durableId="1772970007">
     <w:abstractNumId w:val="4"/>
   </w:num>
-  <w:num w:numId="5">
+  <w:num w:numId="5" w16cid:durableId="108208596">
     <w:abstractNumId w:val="7"/>
   </w:num>
-  <w:num w:numId="6">
+  <w:num w:numId="6" w16cid:durableId="1785346704">
     <w:abstractNumId w:val="0"/>
   </w:num>
-  <w:num w:numId="7">
+  <w:num w:numId="7" w16cid:durableId="1482693131">
     <w:abstractNumId w:val="2"/>
   </w:num>
-  <w:num w:numId="8">
+  <w:num w:numId="8" w16cid:durableId="1999111804">
     <w:abstractNumId w:val="5"/>
   </w:num>
   <w:numIdMacAtCleanup w:val="7"/>
@@ -2470,7 +2407,7 @@
 </file>
 
 <file path=word/styles.xml><?xml version="1.0" encoding="utf-8"?>
-<w:styles xmlns:mc="http://schemas.openxmlformats.org/markup-compatibility/2006" xmlns:r="http://schemas.openxmlformats.org/officeDocument/2006/relationships" xmlns:w="http://schemas.openxmlformats.org/wordprocessingml/2006/main" xmlns:w14="http://schemas.microsoft.com/office/word/2010/wordml" xmlns:w15="http://schemas.microsoft.com/office/word/2012/wordml" xmlns:w16cex="http://schemas.microsoft.com/office/word/2018/wordml/cex" xmlns:w16cid="http://schemas.microsoft.com/office/word/2016/wordml/cid" xmlns:w16="http://schemas.microsoft.com/office/word/2018/wordml" xmlns:w16sdtdh="http://schemas.microsoft.com/office/word/2020/wordml/sdtdatahash" xmlns:w16se="http://schemas.microsoft.com/office/word/2015/wordml/symex" mc:Ignorable="w14 w15 w16se w16cid w16 w16cex w16sdtdh">
+<w:styles xmlns:mc="http://schemas.openxmlformats.org/markup-compatibility/2006" xmlns:r="http://schemas.openxmlformats.org/officeDocument/2006/relationships" xmlns:w="http://schemas.openxmlformats.org/wordprocessingml/2006/main" xmlns:w14="http://schemas.microsoft.com/office/word/2010/wordml" xmlns:w15="http://schemas.microsoft.com/office/word/2012/wordml" xmlns:w16cex="http://schemas.microsoft.com/office/word/2018/wordml/cex" xmlns:w16cid="http://schemas.microsoft.com/office/word/2016/wordml/cid" xmlns:w16="http://schemas.microsoft.com/office/word/2018/wordml" xmlns:w16du="http://schemas.microsoft.com/office/word/2023/wordml/word16du" xmlns:w16sdtdh="http://schemas.microsoft.com/office/word/2020/wordml/sdtdatahash" xmlns:w16sdtfl="http://schemas.microsoft.com/office/word/2024/wordml/sdtformatlock" xmlns:w16se="http://schemas.microsoft.com/office/word/2015/wordml/symex" mc:Ignorable="w14 w15 w16se w16cid w16 w16cex w16sdtdh w16sdtfl w16du">
   <w:docDefaults>
     <w:rPrDefault>
       <w:rPr>
@@ -4311,6 +4248,12 @@
 </file>
 
 <file path=customXml/item1.xml><?xml version="1.0" encoding="utf-8"?>
+<p:properties xmlns:p="http://schemas.microsoft.com/office/2006/metadata/properties" xmlns:xsi="http://www.w3.org/2001/XMLSchema-instance" xmlns:pc="http://schemas.microsoft.com/office/infopath/2007/PartnerControls">
+  <documentManagement/>
+</p:properties>
+</file>
+
+<file path=customXml/item2.xml><?xml version="1.0" encoding="utf-8"?>
 <?mso-contentType ?>
 <FormTemplates xmlns="http://schemas.microsoft.com/sharepoint/v3/contenttype/forms">
   <Display>DocumentLibraryForm</Display>
@@ -4319,7 +4262,7 @@
 </FormTemplates>
 </file>
 
-<file path=customXml/item2.xml><?xml version="1.0" encoding="utf-8"?>
+<file path=customXml/item3.xml><?xml version="1.0" encoding="utf-8"?>
 <ct:contentTypeSchema xmlns:ct="http://schemas.microsoft.com/office/2006/metadata/contentType" xmlns:ma="http://schemas.microsoft.com/office/2006/metadata/properties/metaAttributes" ct:_="" ma:_="" ma:contentTypeName="Dokument" ma:contentTypeID="0x01010062733BD83431554586383F128C6A08B1" ma:contentTypeVersion="0" ma:contentTypeDescription="Stvaranje novog dokumenta." ma:contentTypeScope="" ma:versionID="dc1ecdc0f64467257a9a01956c222cea">
   <xsd:schema xmlns:xsd="http://www.w3.org/2001/XMLSchema" xmlns:xs="http://www.w3.org/2001/XMLSchema" xmlns:p="http://schemas.microsoft.com/office/2006/metadata/properties" targetNamespace="http://schemas.microsoft.com/office/2006/metadata/properties" ma:root="true" ma:fieldsID="fef80da1fbbcbe97d726aff64dc15cbb">
     <xsd:element name="properties">
@@ -4433,17 +4376,20 @@
 </ct:contentTypeSchema>
 </file>
 
-<file path=customXml/item3.xml><?xml version="1.0" encoding="utf-8"?>
+<file path=customXml/item4.xml><?xml version="1.0" encoding="utf-8"?>
 <b:Sources xmlns:b="http://schemas.openxmlformats.org/officeDocument/2006/bibliography" xmlns="http://schemas.openxmlformats.org/officeDocument/2006/bibliography" SelectedStyle="\APA.XSL" StyleName="APA"/>
 </file>
 
-<file path=customXml/item4.xml><?xml version="1.0" encoding="utf-8"?>
-<p:properties xmlns:p="http://schemas.microsoft.com/office/2006/metadata/properties" xmlns:xsi="http://www.w3.org/2001/XMLSchema-instance" xmlns:pc="http://schemas.microsoft.com/office/infopath/2007/PartnerControls">
-  <documentManagement/>
-</p:properties>
+<file path=customXml/itemProps1.xml><?xml version="1.0" encoding="utf-8"?>
+<ds:datastoreItem xmlns:ds="http://schemas.openxmlformats.org/officeDocument/2006/customXml" ds:itemID="{7F947F51-D900-4A72-B684-34D51EC92084}">
+  <ds:schemaRefs>
+    <ds:schemaRef ds:uri="http://schemas.microsoft.com/office/2006/metadata/properties"/>
+    <ds:schemaRef ds:uri="http://schemas.microsoft.com/office/infopath/2007/PartnerControls"/>
+  </ds:schemaRefs>
+</ds:datastoreItem>
 </file>
 
-<file path=customXml/itemProps1.xml><?xml version="1.0" encoding="utf-8"?>
+<file path=customXml/itemProps2.xml><?xml version="1.0" encoding="utf-8"?>
 <ds:datastoreItem xmlns:ds="http://schemas.openxmlformats.org/officeDocument/2006/customXml" ds:itemID="{46AC96DC-1F31-45F9-9D27-74E388600E67}">
   <ds:schemaRefs>
     <ds:schemaRef ds:uri="http://schemas.microsoft.com/sharepoint/v3/contenttype/forms"/>
@@ -4451,7 +4397,7 @@
 </ds:datastoreItem>
 </file>
 
-<file path=customXml/itemProps2.xml><?xml version="1.0" encoding="utf-8"?>
+<file path=customXml/itemProps3.xml><?xml version="1.0" encoding="utf-8"?>
 <ds:datastoreItem xmlns:ds="http://schemas.openxmlformats.org/officeDocument/2006/customXml" ds:itemID="{D0E4C15B-B52D-4ED9-B5A1-F5B7D2DAFF8A}">
   <ds:schemaRefs>
     <ds:schemaRef ds:uri="http://schemas.microsoft.com/office/2006/metadata/contentType"/>
@@ -4467,19 +4413,10 @@
 </ds:datastoreItem>
 </file>
 
-<file path=customXml/itemProps3.xml><?xml version="1.0" encoding="utf-8"?>
+<file path=customXml/itemProps4.xml><?xml version="1.0" encoding="utf-8"?>
 <ds:datastoreItem xmlns:ds="http://schemas.openxmlformats.org/officeDocument/2006/customXml" ds:itemID="{71C4B2B0-89FA-4085-927A-A257807961ED}">
   <ds:schemaRefs>
     <ds:schemaRef ds:uri="http://schemas.openxmlformats.org/officeDocument/2006/bibliography"/>
   </ds:schemaRefs>
 </ds:datastoreItem>
-</file>
-
-<file path=customXml/itemProps4.xml><?xml version="1.0" encoding="utf-8"?>
-<ds:datastoreItem xmlns:ds="http://schemas.openxmlformats.org/officeDocument/2006/customXml" ds:itemID="{7F947F51-D900-4A72-B684-34D51EC92084}">
-  <ds:schemaRefs>
-    <ds:schemaRef ds:uri="http://schemas.microsoft.com/office/2006/metadata/properties"/>
-    <ds:schemaRef ds:uri="http://schemas.microsoft.com/office/infopath/2007/PartnerControls"/>
-  </ds:schemaRefs>
-</ds:datastoreItem>
 </file>